--- a/Entrega Final/03. Template 3/Arquitectura Empresarial Origen.docx
+++ b/Entrega Final/03. Template 3/Arquitectura Empresarial Origen.docx
@@ -2651,6 +2651,7 @@
           <w:tcPr>
             <w:cnfStyle w:val="001000000000" w:firstRow="0" w:lastRow="0" w:firstColumn="1" w:lastColumn="0" w:oddVBand="0" w:evenVBand="0" w:oddHBand="0" w:evenHBand="0" w:firstRowFirstColumn="0" w:firstRowLastColumn="0" w:lastRowFirstColumn="0" w:lastRowLastColumn="0"/>
             <w:tcW w:w="556" w:type="dxa"/>
+            <w:tcMar/>
           </w:tcPr>
           <w:p>
             <w:r>
@@ -3021,7 +3022,9 @@
         </w:tc>
         <w:tc>
           <w:tcPr>
+            <w:cnfStyle w:val="000000000000" w:firstRow="0" w:lastRow="0" w:firstColumn="0" w:lastColumn="0" w:oddVBand="0" w:evenVBand="0" w:oddHBand="0" w:evenHBand="0" w:firstRowFirstColumn="0" w:firstRowLastColumn="0" w:lastRowFirstColumn="0" w:lastRowLastColumn="0"/>
             <w:tcW w:w="8470" w:type="dxa"/>
+            <w:tcMar/>
           </w:tcPr>
           <w:p>
             <w:pPr>
@@ -3058,27 +3061,27 @@
       </w:tr>
     </w:tbl>
     <w:p>
+      <w:pPr>
+        <w:pStyle w:val="Normal"/>
+      </w:pPr>
       <w:r>
-        <w:rPr>
-          <w:noProof/>
-        </w:rPr>
         <w:drawing>
-          <wp:inline distT="0" distB="0" distL="0" distR="0" wp14:anchorId="370FACF9" wp14:editId="000A0883">
-            <wp:extent cx="5724525" cy="2638425"/>
+          <wp:inline wp14:editId="273DAA4A" wp14:anchorId="624663CA">
+            <wp:extent cx="5724525" cy="3095625"/>
             <wp:effectExtent l="0" t="0" r="0" b="0"/>
-            <wp:docPr id="1768098030" name="drawing"/>
+            <wp:docPr id="292632077" name="drawing"/>
             <wp:cNvGraphicFramePr>
-              <a:graphicFrameLocks xmlns:a="http://schemas.openxmlformats.org/drawingml/2006/main" noChangeAspect="1"/>
+              <a:graphicFrameLocks noChangeAspect="1"/>
             </wp:cNvGraphicFramePr>
-            <a:graphic xmlns:a="http://schemas.openxmlformats.org/drawingml/2006/main">
-              <a:graphicData uri="http://schemas.openxmlformats.org/drawingml/2006/picture">
+            <a:graphic>
+              <a:graphicData xmlns:a="http://schemas.openxmlformats.org/drawingml/2006/main" uri="http://schemas.openxmlformats.org/drawingml/2006/picture">
                 <pic:pic xmlns:pic="http://schemas.openxmlformats.org/drawingml/2006/picture">
                   <pic:nvPicPr>
-                    <pic:cNvPr id="1768098030" name="Picture 1768098030"/>
+                    <pic:cNvPr id="292632077" name="Picture 292632077"/>
                     <pic:cNvPicPr/>
                   </pic:nvPicPr>
                   <pic:blipFill>
-                    <a:blip r:embed="rId26">
+                    <a:blip xmlns:r="http://schemas.openxmlformats.org/officeDocument/2006/relationships" r:embed="rId1641707398">
                       <a:extLst>
                         <a:ext uri="{28A0092B-C50C-407E-A947-70E740481C1C}">
                           <a14:useLocalDpi xmlns:a14="http://schemas.microsoft.com/office/drawing/2010/main"/>
@@ -3092,7 +3095,7 @@
                   <pic:spPr>
                     <a:xfrm>
                       <a:off x="0" y="0"/>
-                      <a:ext cx="5724525" cy="2638425"/>
+                      <a:ext cx="5724525" cy="3095625"/>
                     </a:xfrm>
                     <a:prstGeom prst="rect">
                       <a:avLst/>
@@ -3103,19 +3106,6 @@
             </a:graphic>
           </wp:inline>
         </w:drawing>
-      </w:r>
-    </w:p>
-    <w:p>
-      <w:hyperlink w:anchor="pako:eNqNVttu20YQ_ZUFiwA2ILm8iJbEhwK0RLkEFFMl6RTtSghW5FJahOIyXCq2avgD8pwv6Af0KZ-gH-vwpntT84k7nDOzc2b2LF-kgIdUMqQo5k_BkmQ58ofTBMHz7h0a0oglLGDb7wkKKbKSPCMhEWiDPBIzeKs8a_vVlUs_r5lgORfTaRLSGA1iRpOcXl-jdvsXNMl4UCGKt9JUxbm68kjORESCMtcpeJpUKLGeLzKSLis4Nt3fHm3fGviPromGFnJc-956QG00ehyP0Z3p2QNvViGLJ2QZDXLGE-TfNRHrOkf22ESKgSzPd01_-_XeHjje3mOX1xJQaE4XLOAC4YnrDCzP8Y5hBxmPs47d4y-WgofFx4reDZrEJGERC0hpOAkDm_R4yrOcIp8GCY-334tdnET8aKYpxvecL2KKhhn7QtHPyHoOaDybAd1tyLlH0CS8RINqIGdiQT32h4scOCkFDtiXIwb2iDeX7yjYnBOR04Ctij7zWTkQjoqhu-G6oqW2aXhQzklYrzv4AyCIqJc6HvPF9h-RA3kn-d_E4r6mY3dg82OVCGMf9hiSZD0vKH1gCX-uKXU656CiAozfgzuJwd3f_h3AoWgA6jkA9o9xGRXcf1-SXIC18df_t2eagTxn4ri-daFhTcX7bsFZqd3f3C1PwfcUCK6VwMt58OkE7Kl4RIJ8nZFmogd8nnFx6qZhM1yBrBRnqRn1t7WpNp7TV26nJvCB5jVxnnLuOWIJxubIngDPEyJIRmMYo9pfPSH6hHHY1sCclFJjP4xcszj2j5X6_IGGpg_MXt0RQVEhXiEjQP-KXJ9Il51EGUH4PwJclKvDXgwVXOYQRReGBJTWALV8qMbSI8S7nh3MvK3gX0kWPkGZBpoMRAuNISbPqGgByluB3KdLntDDHrkKdmlIhYFGbA5b3X5Li3MF_hvkUpGSOOSocz-7RI8LbO5ui5hUxcLYZOtyLlAA1cQgHCnoNxW8vj4qSto3xXVw2OED-150zj4davLBVoBbe9wImMg3IIhH6h2xODZ-iqJIo3ILPvBPFJbzXiA3y_YTC_OloabPh0EO5K8KQXuRTvu7EB2NyJ3uD0M0s13jtUiNwh1eob0e1X-Ir4qv0QGNImWfXdfJbecM3RjgxoYrPiMbA-lIl1rSImOhZEB_aEta0WxFiqX0UmSbSvmSruhUMuA1pBFZx_lUmiavAEtJ8ifnqwaZ8fViKRkRiQWs1mkILA-r-d-5wKDQbMDXSS4ZiqKWMSTjRXqWDE1Wb1S1J-tdtdvpa3JHb0kb8JL7N7rc0Xr9W0VTesrt7WtL-qtMK990e4ra1fqdntJXurLcb0k0BInN3ld_M-VPzeu_jJeyrA" r:id="rId27">
-        <w:r>
-          <w:rPr>
-            <w:rStyle w:val="Hipervnculo"/>
-          </w:rPr>
-          <w:t>LINK</w:t>
-        </w:r>
-      </w:hyperlink>
-      <w:r>
-        <w:t xml:space="preserve"> </w:t>
       </w:r>
     </w:p>
     <w:p>
@@ -3945,29 +3935,27 @@
           </w:tcPr>
           <w:p>
             <w:pPr>
+              <w:pStyle w:val="Normal"/>
               <w:spacing w:after="0"/>
             </w:pPr>
             <w:r>
-              <w:rPr>
-                <w:noProof/>
-              </w:rPr>
               <w:drawing>
-                <wp:inline distT="0" distB="0" distL="0" distR="0" wp14:anchorId="345CCFA5" wp14:editId="75E9D87E">
-                  <wp:extent cx="2619375" cy="1209675"/>
+                <wp:inline wp14:editId="1122F078" wp14:anchorId="48CBFAA9">
+                  <wp:extent cx="2619375" cy="1419225"/>
                   <wp:effectExtent l="0" t="0" r="0" b="0"/>
-                  <wp:docPr id="562185038" name="drawing"/>
+                  <wp:docPr id="689585855" name="drawing"/>
                   <wp:cNvGraphicFramePr>
-                    <a:graphicFrameLocks xmlns:a="http://schemas.openxmlformats.org/drawingml/2006/main" noChangeAspect="1"/>
+                    <a:graphicFrameLocks noChangeAspect="1"/>
                   </wp:cNvGraphicFramePr>
-                  <a:graphic xmlns:a="http://schemas.openxmlformats.org/drawingml/2006/main">
-                    <a:graphicData uri="http://schemas.openxmlformats.org/drawingml/2006/picture">
+                  <a:graphic>
+                    <a:graphicData xmlns:a="http://schemas.openxmlformats.org/drawingml/2006/main" uri="http://schemas.openxmlformats.org/drawingml/2006/picture">
                       <pic:pic xmlns:pic="http://schemas.openxmlformats.org/drawingml/2006/picture">
                         <pic:nvPicPr>
-                          <pic:cNvPr id="562185038" name="Picture 562185038"/>
+                          <pic:cNvPr id="689585855" name="Picture 689585855"/>
                           <pic:cNvPicPr/>
                         </pic:nvPicPr>
                         <pic:blipFill>
-                          <a:blip r:embed="rId26">
+                          <a:blip xmlns:r="http://schemas.openxmlformats.org/officeDocument/2006/relationships" r:embed="rId883421804">
                             <a:extLst>
                               <a:ext uri="{28A0092B-C50C-407E-A947-70E740481C1C}">
                                 <a14:useLocalDpi xmlns:a14="http://schemas.microsoft.com/office/drawing/2010/main"/>
@@ -3981,7 +3969,7 @@
                         <pic:spPr>
                           <a:xfrm>
                             <a:off x="0" y="0"/>
-                            <a:ext cx="2619375" cy="1209675"/>
+                            <a:ext cx="2619375" cy="1419225"/>
                           </a:xfrm>
                           <a:prstGeom prst="rect">
                             <a:avLst/>
